--- a/lab-f/materialy/AI1-LF-gr330B-Kulik-Jakub.docx
+++ b/lab-f/materialy/AI1-LF-gr330B-Kulik-Jakub.docx
@@ -18,8 +18,8 @@
         <w:tblLook w:firstRow="1" w:noVBand="1" w:lastRow="0" w:firstColumn="1" w:lastColumn="0" w:noHBand="0" w:val="04a0"/>
       </w:tblPr>
       <w:tblGrid>
-        <w:gridCol w:w="1693"/>
-        <w:gridCol w:w="4256"/>
+        <w:gridCol w:w="1691"/>
+        <w:gridCol w:w="4258"/>
         <w:gridCol w:w="4507"/>
       </w:tblGrid>
       <w:tr>
@@ -28,7 +28,7 @@
         </w:trPr>
         <w:tc>
           <w:tcPr>
-            <w:tcW w:w="1693" w:type="dxa"/>
+            <w:tcW w:w="1691" w:type="dxa"/>
             <w:vMerge w:val="restart"/>
             <w:tcBorders>
               <w:top w:val="single" w:sz="4" w:space="0" w:color="D9D9D9"/>
@@ -116,7 +116,7 @@
         </w:tc>
         <w:tc>
           <w:tcPr>
-            <w:tcW w:w="4256" w:type="dxa"/>
+            <w:tcW w:w="4258" w:type="dxa"/>
             <w:vMerge w:val="restart"/>
             <w:tcBorders>
               <w:top w:val="single" w:sz="4" w:space="0" w:color="D9D9D9"/>
@@ -500,7 +500,7 @@
         </w:trPr>
         <w:tc>
           <w:tcPr>
-            <w:tcW w:w="1693" w:type="dxa"/>
+            <w:tcW w:w="1691" w:type="dxa"/>
             <w:vMerge w:val="continue"/>
             <w:tcBorders>
               <w:top w:val="single" w:sz="4" w:space="0" w:color="D9D9D9"/>
@@ -539,7 +539,7 @@
         </w:tc>
         <w:tc>
           <w:tcPr>
-            <w:tcW w:w="4256" w:type="dxa"/>
+            <w:tcW w:w="4258" w:type="dxa"/>
             <w:vMerge w:val="continue"/>
             <w:tcBorders>
               <w:top w:val="single" w:sz="4" w:space="0" w:color="D9D9D9"/>
@@ -607,7 +607,7 @@
         </w:trPr>
         <w:tc>
           <w:tcPr>
-            <w:tcW w:w="1693" w:type="dxa"/>
+            <w:tcW w:w="1691" w:type="dxa"/>
             <w:tcBorders>
               <w:top w:val="single" w:sz="4" w:space="0" w:color="D9D9D9"/>
               <w:start w:val="single" w:sz="4" w:space="0" w:color="D9D9D9"/>
@@ -693,7 +693,7 @@
         </w:tc>
         <w:tc>
           <w:tcPr>
-            <w:tcW w:w="4256" w:type="dxa"/>
+            <w:tcW w:w="4258" w:type="dxa"/>
             <w:vMerge w:val="continue"/>
             <w:tcBorders>
               <w:top w:val="single" w:sz="4" w:space="0" w:color="D9D9D9"/>
@@ -2491,7 +2491,7 @@
       <w:r>
         <w:rPr/>
         <w:drawing>
-          <wp:anchor behindDoc="0" distT="0" distB="0" distL="0" distR="0" simplePos="0" locked="0" layoutInCell="0" allowOverlap="1" relativeHeight="25">
+          <wp:anchor behindDoc="0" distT="0" distB="0" distL="0" distR="0" simplePos="0" locked="0" layoutInCell="0" allowOverlap="1" relativeHeight="16">
             <wp:simplePos x="0" y="0"/>
             <wp:positionH relativeFrom="column">
               <wp:align>center</wp:align>
@@ -2554,8 +2554,8 @@
         <w:tblLook w:firstRow="1" w:noVBand="1" w:lastRow="0" w:firstColumn="1" w:lastColumn="0" w:noHBand="0" w:val="04a0"/>
       </w:tblPr>
       <w:tblGrid>
-        <w:gridCol w:w="8193"/>
-        <w:gridCol w:w="1137"/>
+        <w:gridCol w:w="8191"/>
+        <w:gridCol w:w="1139"/>
         <w:gridCol w:w="1136"/>
       </w:tblGrid>
       <w:tr>
@@ -2564,7 +2564,7 @@
         </w:trPr>
         <w:tc>
           <w:tcPr>
-            <w:tcW w:w="8193" w:type="dxa"/>
+            <w:tcW w:w="8191" w:type="dxa"/>
             <w:tcBorders/>
             <w:vAlign w:val="center"/>
           </w:tcPr>
@@ -2597,7 +2597,7 @@
         </w:tc>
         <w:tc>
           <w:tcPr>
-            <w:tcW w:w="1137" w:type="dxa"/>
+            <w:tcW w:w="1139" w:type="dxa"/>
             <w:tcBorders/>
             <w:vAlign w:val="center"/>
           </w:tcPr>
@@ -2912,7 +2912,7 @@
       <w:r>
         <w:rPr/>
         <w:drawing>
-          <wp:anchor behindDoc="0" distT="0" distB="0" distL="0" distR="0" simplePos="0" locked="0" layoutInCell="0" allowOverlap="1" relativeHeight="26">
+          <wp:anchor behindDoc="0" distT="0" distB="0" distL="0" distR="0" simplePos="0" locked="0" layoutInCell="0" allowOverlap="1" relativeHeight="17">
             <wp:simplePos x="0" y="0"/>
             <wp:positionH relativeFrom="column">
               <wp:posOffset>974090</wp:posOffset>
@@ -3101,8 +3101,8 @@
         <w:tblLook w:firstRow="1" w:noVBand="1" w:lastRow="0" w:firstColumn="1" w:lastColumn="0" w:noHBand="0" w:val="04a0"/>
       </w:tblPr>
       <w:tblGrid>
-        <w:gridCol w:w="8193"/>
-        <w:gridCol w:w="1137"/>
+        <w:gridCol w:w="8191"/>
+        <w:gridCol w:w="1139"/>
         <w:gridCol w:w="1136"/>
       </w:tblGrid>
       <w:tr>
@@ -3111,7 +3111,7 @@
         </w:trPr>
         <w:tc>
           <w:tcPr>
-            <w:tcW w:w="8193" w:type="dxa"/>
+            <w:tcW w:w="8191" w:type="dxa"/>
             <w:tcBorders/>
             <w:vAlign w:val="center"/>
           </w:tcPr>
@@ -3144,7 +3144,7 @@
         </w:tc>
         <w:tc>
           <w:tcPr>
-            <w:tcW w:w="1137" w:type="dxa"/>
+            <w:tcW w:w="1139" w:type="dxa"/>
             <w:tcBorders/>
             <w:vAlign w:val="center"/>
           </w:tcPr>
@@ -3714,23 +3714,14 @@
       </w:pPr>
       <w:r>
         <w:rPr/>
-      </w:r>
-    </w:p>
-    <w:p>
-      <w:pPr>
-        <w:pStyle w:val="Zadanie"/>
-        <w:rPr/>
-      </w:pPr>
-      <w:r>
-        <w:rPr/>
         <w:drawing>
-          <wp:anchor behindDoc="0" distT="0" distB="0" distL="0" distR="0" simplePos="0" locked="0" layoutInCell="0" allowOverlap="1" relativeHeight="27">
+          <wp:anchor behindDoc="0" distT="0" distB="0" distL="0" distR="0" simplePos="0" locked="0" layoutInCell="0" allowOverlap="1" relativeHeight="18">
             <wp:simplePos x="0" y="0"/>
             <wp:positionH relativeFrom="column">
-              <wp:align>center</wp:align>
+              <wp:posOffset>104775</wp:posOffset>
             </wp:positionH>
             <wp:positionV relativeFrom="paragraph">
-              <wp:posOffset>635</wp:posOffset>
+              <wp:posOffset>124460</wp:posOffset>
             </wp:positionV>
             <wp:extent cx="6645910" cy="6052185"/>
             <wp:effectExtent l="0" t="0" r="0" b="0"/>
@@ -3771,6 +3762,15 @@
         </w:drawing>
       </w:r>
     </w:p>
+    <w:p>
+      <w:pPr>
+        <w:pStyle w:val="Zadanie"/>
+        <w:rPr/>
+      </w:pPr>
+      <w:r>
+        <w:rPr/>
+      </w:r>
+    </w:p>
     <w:tbl>
       <w:tblPr>
         <w:tblStyle w:val="Tabela-Siatka"/>
@@ -3787,8 +3787,8 @@
         <w:tblLook w:firstRow="1" w:noVBand="1" w:lastRow="0" w:firstColumn="1" w:lastColumn="0" w:noHBand="0" w:val="04a0"/>
       </w:tblPr>
       <w:tblGrid>
-        <w:gridCol w:w="8193"/>
-        <w:gridCol w:w="1137"/>
+        <w:gridCol w:w="8191"/>
+        <w:gridCol w:w="1139"/>
         <w:gridCol w:w="1136"/>
       </w:tblGrid>
       <w:tr>
@@ -3797,7 +3797,7 @@
         </w:trPr>
         <w:tc>
           <w:tcPr>
-            <w:tcW w:w="8193" w:type="dxa"/>
+            <w:tcW w:w="8191" w:type="dxa"/>
             <w:tcBorders/>
             <w:vAlign w:val="center"/>
           </w:tcPr>
@@ -3830,7 +3830,7 @@
         </w:tc>
         <w:tc>
           <w:tcPr>
-            <w:tcW w:w="1137" w:type="dxa"/>
+            <w:tcW w:w="1139" w:type="dxa"/>
             <w:tcBorders/>
             <w:vAlign w:val="center"/>
           </w:tcPr>
@@ -5019,7 +5019,7 @@
       <w:r>
         <w:rPr/>
         <w:drawing>
-          <wp:anchor behindDoc="0" distT="0" distB="0" distL="0" distR="0" simplePos="0" locked="0" layoutInCell="0" allowOverlap="1" relativeHeight="28">
+          <wp:anchor behindDoc="0" distT="0" distB="0" distL="0" distR="0" simplePos="0" locked="0" layoutInCell="0" allowOverlap="1" relativeHeight="19">
             <wp:simplePos x="0" y="0"/>
             <wp:positionH relativeFrom="column">
               <wp:align>center</wp:align>
@@ -5082,8 +5082,8 @@
         <w:tblLook w:firstRow="1" w:noVBand="1" w:lastRow="0" w:firstColumn="1" w:lastColumn="0" w:noHBand="0" w:val="04a0"/>
       </w:tblPr>
       <w:tblGrid>
-        <w:gridCol w:w="8193"/>
-        <w:gridCol w:w="1137"/>
+        <w:gridCol w:w="8191"/>
+        <w:gridCol w:w="1139"/>
         <w:gridCol w:w="1136"/>
       </w:tblGrid>
       <w:tr>
@@ -5092,7 +5092,7 @@
         </w:trPr>
         <w:tc>
           <w:tcPr>
-            <w:tcW w:w="8193" w:type="dxa"/>
+            <w:tcW w:w="8191" w:type="dxa"/>
             <w:tcBorders/>
             <w:vAlign w:val="center"/>
           </w:tcPr>
@@ -5125,7 +5125,7 @@
         </w:tc>
         <w:tc>
           <w:tcPr>
-            <w:tcW w:w="1137" w:type="dxa"/>
+            <w:tcW w:w="1139" w:type="dxa"/>
             <w:tcBorders/>
             <w:vAlign w:val="center"/>
           </w:tcPr>
@@ -5563,10 +5563,18 @@
       <w:r>
         <w:rPr/>
         <w:drawing>
-          <wp:inline distT="0" distB="0" distL="0" distR="0">
-            <wp:extent cx="6645910" cy="1137285"/>
+          <wp:anchor behindDoc="0" distT="0" distB="0" distL="0" distR="0" simplePos="0" locked="0" layoutInCell="0" allowOverlap="1" relativeHeight="20">
+            <wp:simplePos x="0" y="0"/>
+            <wp:positionH relativeFrom="column">
+              <wp:align>center</wp:align>
+            </wp:positionH>
+            <wp:positionV relativeFrom="paragraph">
+              <wp:posOffset>635</wp:posOffset>
+            </wp:positionV>
+            <wp:extent cx="6645910" cy="2044065"/>
             <wp:effectExtent l="0" t="0" r="0" b="0"/>
-            <wp:docPr id="23" name="Obraz 1821867949"/>
+            <wp:wrapSquare wrapText="largest"/>
+            <wp:docPr id="23" name="Obraz15"/>
             <wp:cNvGraphicFramePr>
               <a:graphicFrameLocks xmlns:a="http://schemas.openxmlformats.org/drawingml/2006/main" noChangeAspect="1"/>
             </wp:cNvGraphicFramePr>
@@ -5574,7 +5582,7 @@
               <a:graphicData uri="http://schemas.openxmlformats.org/drawingml/2006/picture">
                 <pic:pic xmlns:pic="http://schemas.openxmlformats.org/drawingml/2006/picture">
                   <pic:nvPicPr>
-                    <pic:cNvPr id="23" name="Obraz 1821867949"/>
+                    <pic:cNvPr id="23" name="Obraz15"/>
                     <pic:cNvPicPr>
                       <a:picLocks noChangeAspect="1" noChangeArrowheads="1"/>
                     </pic:cNvPicPr>
@@ -5588,7 +5596,7 @@
                   <pic:spPr bwMode="auto">
                     <a:xfrm>
                       <a:off x="0" y="0"/>
-                      <a:ext cx="6645910" cy="1137285"/>
+                      <a:ext cx="6645910" cy="2044065"/>
                     </a:xfrm>
                     <a:prstGeom prst="rect">
                       <a:avLst/>
@@ -5598,7 +5606,7 @@
                 </pic:pic>
               </a:graphicData>
             </a:graphic>
-          </wp:inline>
+          </wp:anchor>
         </w:drawing>
       </w:r>
     </w:p>
@@ -5609,15 +5617,6 @@
       </w:pPr>
       <w:r>
         <w:rPr/>
-      </w:r>
-    </w:p>
-    <w:p>
-      <w:pPr>
-        <w:pStyle w:val="Zadanie"/>
-        <w:rPr/>
-      </w:pPr>
-      <w:r>
-        <w:rPr/>
         <w:t>Wstaw zrzut ekranu listy (z danymi):</w:t>
       </w:r>
     </w:p>
@@ -5637,11 +5636,64 @@
       </w:pPr>
       <w:r>
         <w:rPr/>
+      </w:r>
+    </w:p>
+    <w:p>
+      <w:pPr>
+        <w:pStyle w:val="Zadanie"/>
+        <w:rPr/>
+      </w:pPr>
+      <w:r>
+        <w:rPr/>
+      </w:r>
+    </w:p>
+    <w:p>
+      <w:pPr>
+        <w:pStyle w:val="Zadanie"/>
+        <w:rPr/>
+      </w:pPr>
+      <w:r>
+        <w:rPr/>
+      </w:r>
+    </w:p>
+    <w:p>
+      <w:pPr>
+        <w:pStyle w:val="Zadanie"/>
+        <w:rPr/>
+      </w:pPr>
+      <w:r>
+        <w:rPr/>
+      </w:r>
+    </w:p>
+    <w:p>
+      <w:pPr>
+        <w:pStyle w:val="Zadanie"/>
+        <w:rPr/>
+      </w:pPr>
+      <w:r>
+        <w:rPr/>
+      </w:r>
+    </w:p>
+    <w:p>
+      <w:pPr>
+        <w:pStyle w:val="Zadanie"/>
+        <w:rPr/>
+      </w:pPr>
+      <w:r>
+        <w:rPr/>
         <w:drawing>
-          <wp:inline distT="0" distB="0" distL="0" distR="0">
-            <wp:extent cx="6645910" cy="1136650"/>
+          <wp:anchor behindDoc="0" distT="0" distB="0" distL="0" distR="0" simplePos="0" locked="0" layoutInCell="0" allowOverlap="1" relativeHeight="21">
+            <wp:simplePos x="0" y="0"/>
+            <wp:positionH relativeFrom="column">
+              <wp:posOffset>1322705</wp:posOffset>
+            </wp:positionH>
+            <wp:positionV relativeFrom="paragraph">
+              <wp:posOffset>171450</wp:posOffset>
+            </wp:positionV>
+            <wp:extent cx="3118485" cy="2327910"/>
             <wp:effectExtent l="0" t="0" r="0" b="0"/>
-            <wp:docPr id="24" name="Obraz 177798663"/>
+            <wp:wrapSquare wrapText="largest"/>
+            <wp:docPr id="24" name="Obraz16"/>
             <wp:cNvGraphicFramePr>
               <a:graphicFrameLocks xmlns:a="http://schemas.openxmlformats.org/drawingml/2006/main" noChangeAspect="1"/>
             </wp:cNvGraphicFramePr>
@@ -5649,7 +5701,7 @@
               <a:graphicData uri="http://schemas.openxmlformats.org/drawingml/2006/picture">
                 <pic:pic xmlns:pic="http://schemas.openxmlformats.org/drawingml/2006/picture">
                   <pic:nvPicPr>
-                    <pic:cNvPr id="24" name="Obraz 177798663"/>
+                    <pic:cNvPr id="24" name="Obraz16"/>
                     <pic:cNvPicPr>
                       <a:picLocks noChangeAspect="1" noChangeArrowheads="1"/>
                     </pic:cNvPicPr>
@@ -5663,7 +5715,7 @@
                   <pic:spPr bwMode="auto">
                     <a:xfrm>
                       <a:off x="0" y="0"/>
-                      <a:ext cx="6645910" cy="1136650"/>
+                      <a:ext cx="3118485" cy="2327910"/>
                     </a:xfrm>
                     <a:prstGeom prst="rect">
                       <a:avLst/>
@@ -5673,8 +5725,116 @@
                 </pic:pic>
               </a:graphicData>
             </a:graphic>
-          </wp:inline>
+          </wp:anchor>
         </w:drawing>
+      </w:r>
+    </w:p>
+    <w:p>
+      <w:pPr>
+        <w:pStyle w:val="Zadanie"/>
+        <w:rPr/>
+      </w:pPr>
+      <w:r>
+        <w:rPr/>
+      </w:r>
+    </w:p>
+    <w:p>
+      <w:pPr>
+        <w:pStyle w:val="Zadanie"/>
+        <w:rPr/>
+      </w:pPr>
+      <w:r>
+        <w:rPr/>
+      </w:r>
+    </w:p>
+    <w:p>
+      <w:pPr>
+        <w:pStyle w:val="Zadanie"/>
+        <w:rPr/>
+      </w:pPr>
+      <w:r>
+        <w:rPr/>
+      </w:r>
+    </w:p>
+    <w:p>
+      <w:pPr>
+        <w:pStyle w:val="Zadanie"/>
+        <w:rPr/>
+      </w:pPr>
+      <w:r>
+        <w:rPr/>
+      </w:r>
+    </w:p>
+    <w:p>
+      <w:pPr>
+        <w:pStyle w:val="Zadanie"/>
+        <w:rPr/>
+      </w:pPr>
+      <w:r>
+        <w:rPr/>
+      </w:r>
+    </w:p>
+    <w:p>
+      <w:pPr>
+        <w:pStyle w:val="Zadanie"/>
+        <w:rPr/>
+      </w:pPr>
+      <w:r>
+        <w:rPr/>
+      </w:r>
+    </w:p>
+    <w:p>
+      <w:pPr>
+        <w:pStyle w:val="Zadanie"/>
+        <w:rPr/>
+      </w:pPr>
+      <w:r>
+        <w:rPr/>
+      </w:r>
+    </w:p>
+    <w:p>
+      <w:pPr>
+        <w:pStyle w:val="Zadanie"/>
+        <w:rPr/>
+      </w:pPr>
+      <w:r>
+        <w:rPr/>
+      </w:r>
+    </w:p>
+    <w:p>
+      <w:pPr>
+        <w:pStyle w:val="Zadanie"/>
+        <w:rPr/>
+      </w:pPr>
+      <w:r>
+        <w:rPr/>
+      </w:r>
+    </w:p>
+    <w:p>
+      <w:pPr>
+        <w:pStyle w:val="Zadanie"/>
+        <w:rPr/>
+      </w:pPr>
+      <w:r>
+        <w:rPr/>
+      </w:r>
+    </w:p>
+    <w:p>
+      <w:pPr>
+        <w:pStyle w:val="Zadanie"/>
+        <w:rPr/>
+      </w:pPr>
+      <w:r>
+        <w:rPr/>
+      </w:r>
+    </w:p>
+    <w:p>
+      <w:pPr>
+        <w:pStyle w:val="Zadanie"/>
+        <w:rPr/>
+      </w:pPr>
+      <w:r>
+        <w:rPr/>
       </w:r>
     </w:p>
     <w:tbl>
@@ -5693,8 +5853,8 @@
         <w:tblLook w:firstRow="1" w:noVBand="1" w:lastRow="0" w:firstColumn="1" w:lastColumn="0" w:noHBand="0" w:val="04a0"/>
       </w:tblPr>
       <w:tblGrid>
-        <w:gridCol w:w="8193"/>
-        <w:gridCol w:w="1137"/>
+        <w:gridCol w:w="8191"/>
+        <w:gridCol w:w="1139"/>
         <w:gridCol w:w="1136"/>
       </w:tblGrid>
       <w:tr>
@@ -5703,7 +5863,7 @@
         </w:trPr>
         <w:tc>
           <w:tcPr>
-            <w:tcW w:w="8193" w:type="dxa"/>
+            <w:tcW w:w="8191" w:type="dxa"/>
             <w:tcBorders/>
             <w:vAlign w:val="center"/>
           </w:tcPr>
@@ -5736,7 +5896,7 @@
         </w:tc>
         <w:tc>
           <w:tcPr>
-            <w:tcW w:w="1137" w:type="dxa"/>
+            <w:tcW w:w="1139" w:type="dxa"/>
             <w:tcBorders/>
             <w:vAlign w:val="center"/>
           </w:tcPr>
@@ -5846,20 +6006,19 @@
       </w:pPr>
       <w:r>
         <w:rPr/>
-      </w:r>
-    </w:p>
-    <w:p>
-      <w:pPr>
-        <w:pStyle w:val="Zadanie"/>
-        <w:rPr/>
-      </w:pPr>
-      <w:r>
-        <w:rPr/>
         <w:drawing>
-          <wp:inline distT="0" distB="0" distL="0" distR="0">
-            <wp:extent cx="6645910" cy="1137285"/>
+          <wp:anchor behindDoc="0" distT="0" distB="0" distL="0" distR="0" simplePos="0" locked="0" layoutInCell="0" allowOverlap="1" relativeHeight="22">
+            <wp:simplePos x="0" y="0"/>
+            <wp:positionH relativeFrom="column">
+              <wp:posOffset>3147060</wp:posOffset>
+            </wp:positionH>
+            <wp:positionV relativeFrom="paragraph">
+              <wp:posOffset>1866900</wp:posOffset>
+            </wp:positionV>
+            <wp:extent cx="3472180" cy="2606040"/>
             <wp:effectExtent l="0" t="0" r="0" b="0"/>
-            <wp:docPr id="25" name="Obraz 1702180609"/>
+            <wp:wrapSquare wrapText="largest"/>
+            <wp:docPr id="25" name="Obraz17"/>
             <wp:cNvGraphicFramePr>
               <a:graphicFrameLocks xmlns:a="http://schemas.openxmlformats.org/drawingml/2006/main" noChangeAspect="1"/>
             </wp:cNvGraphicFramePr>
@@ -5867,7 +6026,7 @@
               <a:graphicData uri="http://schemas.openxmlformats.org/drawingml/2006/picture">
                 <pic:pic xmlns:pic="http://schemas.openxmlformats.org/drawingml/2006/picture">
                   <pic:nvPicPr>
-                    <pic:cNvPr id="25" name="Obraz 1702180609"/>
+                    <pic:cNvPr id="25" name="Obraz17"/>
                     <pic:cNvPicPr>
                       <a:picLocks noChangeAspect="1" noChangeArrowheads="1"/>
                     </pic:cNvPicPr>
@@ -5881,7 +6040,7 @@
                   <pic:spPr bwMode="auto">
                     <a:xfrm>
                       <a:off x="0" y="0"/>
-                      <a:ext cx="6645910" cy="1137285"/>
+                      <a:ext cx="3472180" cy="2606040"/>
                     </a:xfrm>
                     <a:prstGeom prst="rect">
                       <a:avLst/>
@@ -5891,50 +6050,21 @@
                 </pic:pic>
               </a:graphicData>
             </a:graphic>
-          </wp:inline>
+          </wp:anchor>
         </w:drawing>
-      </w:r>
-    </w:p>
-    <w:p>
-      <w:pPr>
-        <w:pStyle w:val="Zadanie"/>
-        <w:rPr/>
-      </w:pPr>
-      <w:r>
-        <w:rPr/>
-      </w:r>
-    </w:p>
-    <w:p>
-      <w:pPr>
-        <w:pStyle w:val="Zadanie"/>
-        <w:rPr/>
-      </w:pPr>
-      <w:r>
-        <w:rPr/>
-        <w:t>Wstaw zrzut ekranu podglądu:</w:t>
-      </w:r>
-    </w:p>
-    <w:p>
-      <w:pPr>
-        <w:pStyle w:val="Zadanie"/>
-        <w:rPr/>
-      </w:pPr>
-      <w:r>
-        <w:rPr/>
-      </w:r>
-    </w:p>
-    <w:p>
-      <w:pPr>
-        <w:pStyle w:val="Zadanie"/>
-        <w:rPr/>
-      </w:pPr>
-      <w:r>
-        <w:rPr/>
         <w:drawing>
-          <wp:inline distT="0" distB="0" distL="0" distR="0">
-            <wp:extent cx="6645910" cy="1136650"/>
+          <wp:anchor behindDoc="0" distT="0" distB="0" distL="0" distR="0" simplePos="0" locked="0" layoutInCell="0" allowOverlap="1" relativeHeight="23">
+            <wp:simplePos x="0" y="0"/>
+            <wp:positionH relativeFrom="column">
+              <wp:align>center</wp:align>
+            </wp:positionH>
+            <wp:positionV relativeFrom="paragraph">
+              <wp:posOffset>635</wp:posOffset>
+            </wp:positionV>
+            <wp:extent cx="6645910" cy="1867535"/>
             <wp:effectExtent l="0" t="0" r="0" b="0"/>
-            <wp:docPr id="26" name="Obraz 1942197881"/>
+            <wp:wrapSquare wrapText="largest"/>
+            <wp:docPr id="26" name="Obraz18"/>
             <wp:cNvGraphicFramePr>
               <a:graphicFrameLocks xmlns:a="http://schemas.openxmlformats.org/drawingml/2006/main" noChangeAspect="1"/>
             </wp:cNvGraphicFramePr>
@@ -5942,7 +6072,7 @@
               <a:graphicData uri="http://schemas.openxmlformats.org/drawingml/2006/picture">
                 <pic:pic xmlns:pic="http://schemas.openxmlformats.org/drawingml/2006/picture">
                   <pic:nvPicPr>
-                    <pic:cNvPr id="26" name="Obraz 1942197881"/>
+                    <pic:cNvPr id="26" name="Obraz18"/>
                     <pic:cNvPicPr>
                       <a:picLocks noChangeAspect="1" noChangeArrowheads="1"/>
                     </pic:cNvPicPr>
@@ -5956,7 +6086,7 @@
                   <pic:spPr bwMode="auto">
                     <a:xfrm>
                       <a:off x="0" y="0"/>
-                      <a:ext cx="6645910" cy="1136650"/>
+                      <a:ext cx="6645910" cy="1867535"/>
                     </a:xfrm>
                     <a:prstGeom prst="rect">
                       <a:avLst/>
@@ -5966,8 +6096,132 @@
                 </pic:pic>
               </a:graphicData>
             </a:graphic>
-          </wp:inline>
+          </wp:anchor>
         </w:drawing>
+      </w:r>
+    </w:p>
+    <w:p>
+      <w:pPr>
+        <w:pStyle w:val="Zadanie"/>
+        <w:rPr>
+          <w:rStyle w:val="inline-code"/>
+        </w:rPr>
+      </w:pPr>
+      <w:r>
+        <w:rPr/>
+      </w:r>
+    </w:p>
+    <w:p>
+      <w:pPr>
+        <w:pStyle w:val="Zadanie"/>
+        <w:rPr>
+          <w:rStyle w:val="inline-code"/>
+        </w:rPr>
+      </w:pPr>
+      <w:r>
+        <w:rPr/>
+      </w:r>
+    </w:p>
+    <w:p>
+      <w:pPr>
+        <w:pStyle w:val="Zadanie"/>
+        <w:rPr>
+          <w:rStyle w:val="inline-code"/>
+        </w:rPr>
+      </w:pPr>
+      <w:r>
+        <w:rPr/>
+      </w:r>
+    </w:p>
+    <w:p>
+      <w:pPr>
+        <w:pStyle w:val="Zadanie"/>
+        <w:rPr/>
+      </w:pPr>
+      <w:r>
+        <w:rPr/>
+      </w:r>
+    </w:p>
+    <w:p>
+      <w:pPr>
+        <w:pStyle w:val="Zadanie"/>
+        <w:rPr/>
+      </w:pPr>
+      <w:r>
+        <w:rPr/>
+      </w:r>
+    </w:p>
+    <w:p>
+      <w:pPr>
+        <w:pStyle w:val="Zadanie"/>
+        <w:rPr/>
+      </w:pPr>
+      <w:r>
+        <w:rPr/>
+        <w:t>Wstaw zrzut ekranu podglądu:</w:t>
+      </w:r>
+    </w:p>
+    <w:p>
+      <w:pPr>
+        <w:pStyle w:val="Zadanie"/>
+        <w:rPr/>
+      </w:pPr>
+      <w:r>
+        <w:rPr/>
+      </w:r>
+    </w:p>
+    <w:p>
+      <w:pPr>
+        <w:pStyle w:val="Zadanie"/>
+        <w:rPr/>
+      </w:pPr>
+      <w:r>
+        <w:rPr/>
+      </w:r>
+    </w:p>
+    <w:p>
+      <w:pPr>
+        <w:pStyle w:val="Zadanie"/>
+        <w:rPr/>
+      </w:pPr>
+      <w:r>
+        <w:rPr/>
+      </w:r>
+    </w:p>
+    <w:p>
+      <w:pPr>
+        <w:pStyle w:val="Zadanie"/>
+        <w:rPr/>
+      </w:pPr>
+      <w:r>
+        <w:rPr/>
+      </w:r>
+    </w:p>
+    <w:p>
+      <w:pPr>
+        <w:pStyle w:val="Zadanie"/>
+        <w:rPr/>
+      </w:pPr>
+      <w:r>
+        <w:rPr/>
+      </w:r>
+    </w:p>
+    <w:p>
+      <w:pPr>
+        <w:pStyle w:val="Zadanie"/>
+        <w:rPr/>
+      </w:pPr>
+      <w:r>
+        <w:rPr/>
+      </w:r>
+    </w:p>
+    <w:p>
+      <w:pPr>
+        <w:pStyle w:val="Zadanie"/>
+        <w:rPr/>
+      </w:pPr>
+      <w:r>
+        <w:rPr/>
       </w:r>
     </w:p>
     <w:tbl>
@@ -5986,8 +6240,8 @@
         <w:tblLook w:firstRow="1" w:noVBand="1" w:lastRow="0" w:firstColumn="1" w:lastColumn="0" w:noHBand="0" w:val="04a0"/>
       </w:tblPr>
       <w:tblGrid>
-        <w:gridCol w:w="8193"/>
-        <w:gridCol w:w="1137"/>
+        <w:gridCol w:w="8191"/>
+        <w:gridCol w:w="1139"/>
         <w:gridCol w:w="1136"/>
       </w:tblGrid>
       <w:tr>
@@ -5996,7 +6250,7 @@
         </w:trPr>
         <w:tc>
           <w:tcPr>
-            <w:tcW w:w="8193" w:type="dxa"/>
+            <w:tcW w:w="8191" w:type="dxa"/>
             <w:tcBorders/>
             <w:vAlign w:val="center"/>
           </w:tcPr>
@@ -6029,7 +6283,7 @@
         </w:tc>
         <w:tc>
           <w:tcPr>
-            <w:tcW w:w="1137" w:type="dxa"/>
+            <w:tcW w:w="1139" w:type="dxa"/>
             <w:tcBorders/>
             <w:vAlign w:val="center"/>
           </w:tcPr>
@@ -6139,20 +6393,19 @@
       </w:pPr>
       <w:r>
         <w:rPr/>
-      </w:r>
-    </w:p>
-    <w:p>
-      <w:pPr>
-        <w:pStyle w:val="Zadanie"/>
-        <w:rPr/>
-      </w:pPr>
-      <w:r>
-        <w:rPr/>
         <w:drawing>
-          <wp:inline distT="0" distB="0" distL="0" distR="0">
-            <wp:extent cx="6645910" cy="1137285"/>
+          <wp:anchor behindDoc="0" distT="0" distB="0" distL="0" distR="0" simplePos="0" locked="0" layoutInCell="0" allowOverlap="1" relativeHeight="26">
+            <wp:simplePos x="0" y="0"/>
+            <wp:positionH relativeFrom="column">
+              <wp:align>center</wp:align>
+            </wp:positionH>
+            <wp:positionV relativeFrom="paragraph">
+              <wp:posOffset>635</wp:posOffset>
+            </wp:positionV>
+            <wp:extent cx="4864100" cy="2564765"/>
             <wp:effectExtent l="0" t="0" r="0" b="0"/>
-            <wp:docPr id="27" name="Obraz 1686049736"/>
+            <wp:wrapSquare wrapText="largest"/>
+            <wp:docPr id="27" name="Obraz19"/>
             <wp:cNvGraphicFramePr>
               <a:graphicFrameLocks xmlns:a="http://schemas.openxmlformats.org/drawingml/2006/main" noChangeAspect="1"/>
             </wp:cNvGraphicFramePr>
@@ -6160,7 +6413,7 @@
               <a:graphicData uri="http://schemas.openxmlformats.org/drawingml/2006/picture">
                 <pic:pic xmlns:pic="http://schemas.openxmlformats.org/drawingml/2006/picture">
                   <pic:nvPicPr>
-                    <pic:cNvPr id="27" name="Obraz 1686049736"/>
+                    <pic:cNvPr id="27" name="Obraz19"/>
                     <pic:cNvPicPr>
                       <a:picLocks noChangeAspect="1" noChangeArrowheads="1"/>
                     </pic:cNvPicPr>
@@ -6174,7 +6427,7 @@
                   <pic:spPr bwMode="auto">
                     <a:xfrm>
                       <a:off x="0" y="0"/>
-                      <a:ext cx="6645910" cy="1137285"/>
+                      <a:ext cx="4864100" cy="2564765"/>
                     </a:xfrm>
                     <a:prstGeom prst="rect">
                       <a:avLst/>
@@ -6184,7 +6437,7 @@
                 </pic:pic>
               </a:graphicData>
             </a:graphic>
-          </wp:inline>
+          </wp:anchor>
         </w:drawing>
       </w:r>
     </w:p>
@@ -6204,6 +6457,123 @@
       </w:pPr>
       <w:r>
         <w:rPr/>
+      </w:r>
+    </w:p>
+    <w:p>
+      <w:pPr>
+        <w:pStyle w:val="Zadanie"/>
+        <w:rPr/>
+      </w:pPr>
+      <w:r>
+        <w:rPr/>
+      </w:r>
+    </w:p>
+    <w:p>
+      <w:pPr>
+        <w:pStyle w:val="Zadanie"/>
+        <w:rPr/>
+      </w:pPr>
+      <w:r>
+        <w:rPr/>
+      </w:r>
+    </w:p>
+    <w:p>
+      <w:pPr>
+        <w:pStyle w:val="Zadanie"/>
+        <w:rPr/>
+      </w:pPr>
+      <w:r>
+        <w:rPr/>
+      </w:r>
+    </w:p>
+    <w:p>
+      <w:pPr>
+        <w:pStyle w:val="Zadanie"/>
+        <w:rPr/>
+      </w:pPr>
+      <w:r>
+        <w:rPr/>
+      </w:r>
+    </w:p>
+    <w:p>
+      <w:pPr>
+        <w:pStyle w:val="Zadanie"/>
+        <w:rPr/>
+      </w:pPr>
+      <w:r>
+        <w:rPr/>
+      </w:r>
+    </w:p>
+    <w:p>
+      <w:pPr>
+        <w:pStyle w:val="Zadanie"/>
+        <w:rPr/>
+      </w:pPr>
+      <w:r>
+        <w:rPr/>
+      </w:r>
+    </w:p>
+    <w:p>
+      <w:pPr>
+        <w:pStyle w:val="Zadanie"/>
+        <w:rPr/>
+      </w:pPr>
+      <w:r>
+        <w:rPr/>
+      </w:r>
+    </w:p>
+    <w:p>
+      <w:pPr>
+        <w:pStyle w:val="Zadanie"/>
+        <w:rPr/>
+      </w:pPr>
+      <w:r>
+        <w:rPr/>
+      </w:r>
+    </w:p>
+    <w:p>
+      <w:pPr>
+        <w:pStyle w:val="Zadanie"/>
+        <w:rPr/>
+      </w:pPr>
+      <w:r>
+        <w:rPr/>
+      </w:r>
+    </w:p>
+    <w:p>
+      <w:pPr>
+        <w:pStyle w:val="Zadanie"/>
+        <w:rPr/>
+      </w:pPr>
+      <w:r>
+        <w:rPr/>
+      </w:r>
+    </w:p>
+    <w:p>
+      <w:pPr>
+        <w:pStyle w:val="Zadanie"/>
+        <w:rPr/>
+      </w:pPr>
+      <w:r>
+        <w:rPr/>
+      </w:r>
+    </w:p>
+    <w:p>
+      <w:pPr>
+        <w:pStyle w:val="Zadanie"/>
+        <w:rPr/>
+      </w:pPr>
+      <w:r>
+        <w:rPr/>
+      </w:r>
+    </w:p>
+    <w:p>
+      <w:pPr>
+        <w:pStyle w:val="Zadanie"/>
+        <w:rPr/>
+      </w:pPr>
+      <w:r>
+        <w:rPr/>
         <w:t>Wstaw zrzut ekranu tworzenia:</w:t>
       </w:r>
     </w:p>
@@ -6214,20 +6584,19 @@
       </w:pPr>
       <w:r>
         <w:rPr/>
-      </w:r>
-    </w:p>
-    <w:p>
-      <w:pPr>
-        <w:pStyle w:val="Zadanie"/>
-        <w:rPr/>
-      </w:pPr>
-      <w:r>
-        <w:rPr/>
         <w:drawing>
-          <wp:inline distT="0" distB="0" distL="0" distR="0">
-            <wp:extent cx="6645910" cy="1136650"/>
+          <wp:anchor behindDoc="0" distT="0" distB="0" distL="0" distR="0" simplePos="0" locked="0" layoutInCell="0" allowOverlap="1" relativeHeight="24">
+            <wp:simplePos x="0" y="0"/>
+            <wp:positionH relativeFrom="column">
+              <wp:align>center</wp:align>
+            </wp:positionH>
+            <wp:positionV relativeFrom="paragraph">
+              <wp:posOffset>635</wp:posOffset>
+            </wp:positionV>
+            <wp:extent cx="3314700" cy="3152775"/>
             <wp:effectExtent l="0" t="0" r="0" b="0"/>
-            <wp:docPr id="28" name="Obraz 768712225"/>
+            <wp:wrapSquare wrapText="largest"/>
+            <wp:docPr id="28" name="Obraz20"/>
             <wp:cNvGraphicFramePr>
               <a:graphicFrameLocks xmlns:a="http://schemas.openxmlformats.org/drawingml/2006/main" noChangeAspect="1"/>
             </wp:cNvGraphicFramePr>
@@ -6235,7 +6604,7 @@
               <a:graphicData uri="http://schemas.openxmlformats.org/drawingml/2006/picture">
                 <pic:pic xmlns:pic="http://schemas.openxmlformats.org/drawingml/2006/picture">
                   <pic:nvPicPr>
-                    <pic:cNvPr id="28" name="Obraz 768712225"/>
+                    <pic:cNvPr id="28" name="Obraz20"/>
                     <pic:cNvPicPr>
                       <a:picLocks noChangeAspect="1" noChangeArrowheads="1"/>
                     </pic:cNvPicPr>
@@ -6249,7 +6618,7 @@
                   <pic:spPr bwMode="auto">
                     <a:xfrm>
                       <a:off x="0" y="0"/>
-                      <a:ext cx="6645910" cy="1136650"/>
+                      <a:ext cx="3314700" cy="3152775"/>
                     </a:xfrm>
                     <a:prstGeom prst="rect">
                       <a:avLst/>
@@ -6259,8 +6628,161 @@
                 </pic:pic>
               </a:graphicData>
             </a:graphic>
-          </wp:inline>
+          </wp:anchor>
         </w:drawing>
+      </w:r>
+    </w:p>
+    <w:p>
+      <w:pPr>
+        <w:pStyle w:val="Zadanie"/>
+        <w:rPr/>
+      </w:pPr>
+      <w:r>
+        <w:rPr/>
+      </w:r>
+    </w:p>
+    <w:p>
+      <w:pPr>
+        <w:pStyle w:val="Zadanie"/>
+        <w:rPr/>
+      </w:pPr>
+      <w:r>
+        <w:rPr/>
+      </w:r>
+    </w:p>
+    <w:p>
+      <w:pPr>
+        <w:pStyle w:val="Zadanie"/>
+        <w:rPr/>
+      </w:pPr>
+      <w:r>
+        <w:rPr/>
+      </w:r>
+    </w:p>
+    <w:p>
+      <w:pPr>
+        <w:pStyle w:val="Zadanie"/>
+        <w:rPr/>
+      </w:pPr>
+      <w:r>
+        <w:rPr/>
+      </w:r>
+    </w:p>
+    <w:p>
+      <w:pPr>
+        <w:pStyle w:val="Zadanie"/>
+        <w:rPr/>
+      </w:pPr>
+      <w:r>
+        <w:rPr/>
+      </w:r>
+    </w:p>
+    <w:p>
+      <w:pPr>
+        <w:pStyle w:val="Zadanie"/>
+        <w:rPr/>
+      </w:pPr>
+      <w:r>
+        <w:rPr/>
+      </w:r>
+    </w:p>
+    <w:p>
+      <w:pPr>
+        <w:pStyle w:val="Zadanie"/>
+        <w:rPr/>
+      </w:pPr>
+      <w:r>
+        <w:rPr/>
+      </w:r>
+    </w:p>
+    <w:p>
+      <w:pPr>
+        <w:pStyle w:val="Zadanie"/>
+        <w:rPr/>
+      </w:pPr>
+      <w:r>
+        <w:rPr/>
+      </w:r>
+    </w:p>
+    <w:p>
+      <w:pPr>
+        <w:pStyle w:val="Zadanie"/>
+        <w:rPr/>
+      </w:pPr>
+      <w:r>
+        <w:rPr/>
+      </w:r>
+    </w:p>
+    <w:p>
+      <w:pPr>
+        <w:pStyle w:val="Zadanie"/>
+        <w:rPr/>
+      </w:pPr>
+      <w:r>
+        <w:rPr/>
+      </w:r>
+    </w:p>
+    <w:p>
+      <w:pPr>
+        <w:pStyle w:val="Zadanie"/>
+        <w:rPr/>
+      </w:pPr>
+      <w:r>
+        <w:rPr/>
+      </w:r>
+    </w:p>
+    <w:p>
+      <w:pPr>
+        <w:pStyle w:val="Zadanie"/>
+        <w:rPr/>
+      </w:pPr>
+      <w:r>
+        <w:rPr/>
+      </w:r>
+    </w:p>
+    <w:p>
+      <w:pPr>
+        <w:pStyle w:val="Zadanie"/>
+        <w:rPr/>
+      </w:pPr>
+      <w:r>
+        <w:rPr/>
+      </w:r>
+    </w:p>
+    <w:p>
+      <w:pPr>
+        <w:pStyle w:val="Zadanie"/>
+        <w:rPr/>
+      </w:pPr>
+      <w:r>
+        <w:rPr/>
+      </w:r>
+    </w:p>
+    <w:p>
+      <w:pPr>
+        <w:pStyle w:val="Zadanie"/>
+        <w:rPr/>
+      </w:pPr>
+      <w:r>
+        <w:rPr/>
+      </w:r>
+    </w:p>
+    <w:p>
+      <w:pPr>
+        <w:pStyle w:val="Zadanie"/>
+        <w:rPr/>
+      </w:pPr>
+      <w:r>
+        <w:rPr/>
+      </w:r>
+    </w:p>
+    <w:p>
+      <w:pPr>
+        <w:pStyle w:val="Zadanie"/>
+        <w:rPr/>
+      </w:pPr>
+      <w:r>
+        <w:rPr/>
       </w:r>
     </w:p>
     <w:tbl>
@@ -6279,8 +6801,8 @@
         <w:tblLook w:firstRow="1" w:noVBand="1" w:lastRow="0" w:firstColumn="1" w:lastColumn="0" w:noHBand="0" w:val="04a0"/>
       </w:tblPr>
       <w:tblGrid>
-        <w:gridCol w:w="8193"/>
-        <w:gridCol w:w="1137"/>
+        <w:gridCol w:w="8191"/>
+        <w:gridCol w:w="1139"/>
         <w:gridCol w:w="1136"/>
       </w:tblGrid>
       <w:tr>
@@ -6289,7 +6811,7 @@
         </w:trPr>
         <w:tc>
           <w:tcPr>
-            <w:tcW w:w="8193" w:type="dxa"/>
+            <w:tcW w:w="8191" w:type="dxa"/>
             <w:tcBorders/>
             <w:vAlign w:val="center"/>
           </w:tcPr>
@@ -6322,7 +6844,7 @@
         </w:tc>
         <w:tc>
           <w:tcPr>
-            <w:tcW w:w="1137" w:type="dxa"/>
+            <w:tcW w:w="1139" w:type="dxa"/>
             <w:tcBorders/>
             <w:vAlign w:val="center"/>
           </w:tcPr>
@@ -6390,19 +6912,6 @@
     </w:tbl>
     <w:p>
       <w:pPr>
-        <w:pStyle w:val="Normal"/>
-        <w:rPr>
-          <w:lang w:val="pl-PL"/>
-        </w:rPr>
-      </w:pPr>
-      <w:r>
-        <w:rPr>
-          <w:lang w:val="pl-PL"/>
-        </w:rPr>
-      </w:r>
-    </w:p>
-    <w:p>
-      <w:pPr>
         <w:pStyle w:val="Zadanie"/>
         <w:rPr>
           <w:rStyle w:val="inline-code"/>
@@ -6410,17 +6919,17 @@
       </w:pPr>
       <w:r>
         <w:rPr/>
-        <w:t>Wstaw zrzut ekranu kodu edycji (</w:t>
-      </w:r>
-      <w:r>
+      </w:r>
+    </w:p>
+    <w:p>
+      <w:pPr>
+        <w:pStyle w:val="Zadanie"/>
         <w:rPr>
           <w:rStyle w:val="inline-code"/>
         </w:rPr>
-        <w:t>editAction</w:t>
-      </w:r>
-      <w:r>
-        <w:rPr/>
-        <w:t>):</w:t>
+      </w:pPr>
+      <w:r>
+        <w:rPr/>
       </w:r>
     </w:p>
     <w:p>
@@ -6437,15 +6946,72 @@
     <w:p>
       <w:pPr>
         <w:pStyle w:val="Zadanie"/>
-        <w:rPr/>
-      </w:pPr>
-      <w:r>
-        <w:rPr/>
+        <w:rPr>
+          <w:rStyle w:val="inline-code"/>
+        </w:rPr>
+      </w:pPr>
+      <w:r>
+        <w:rPr/>
+      </w:r>
+    </w:p>
+    <w:p>
+      <w:pPr>
+        <w:pStyle w:val="Zadanie"/>
+        <w:rPr>
+          <w:rStyle w:val="inline-code"/>
+        </w:rPr>
+      </w:pPr>
+      <w:r>
+        <w:rPr/>
+      </w:r>
+    </w:p>
+    <w:p>
+      <w:pPr>
+        <w:pStyle w:val="Zadanie"/>
+        <w:rPr>
+          <w:rStyle w:val="inline-code"/>
+        </w:rPr>
+      </w:pPr>
+      <w:r>
+        <w:rPr/>
+      </w:r>
+    </w:p>
+    <w:p>
+      <w:pPr>
+        <w:pStyle w:val="Zadanie"/>
+        <w:rPr>
+          <w:rStyle w:val="inline-code"/>
+        </w:rPr>
+      </w:pPr>
+      <w:r>
+        <w:rPr/>
+      </w:r>
+    </w:p>
+    <w:p>
+      <w:pPr>
+        <w:pStyle w:val="Zadanie"/>
+        <w:rPr>
+          <w:rStyle w:val="inline-code"/>
+        </w:rPr>
+      </w:pPr>
+      <w:r>
+        <w:rPr/>
+        <w:t>Wstaw zrzut ekra</w:t>
+      </w:r>
+      <w:r>
         <w:drawing>
-          <wp:inline distT="0" distB="0" distL="0" distR="0">
-            <wp:extent cx="6645910" cy="1137285"/>
+          <wp:anchor behindDoc="0" distT="0" distB="0" distL="0" distR="0" simplePos="0" locked="0" layoutInCell="0" allowOverlap="1" relativeHeight="27">
+            <wp:simplePos x="0" y="0"/>
+            <wp:positionH relativeFrom="column">
+              <wp:posOffset>1985010</wp:posOffset>
+            </wp:positionH>
+            <wp:positionV relativeFrom="paragraph">
+              <wp:posOffset>120015</wp:posOffset>
+            </wp:positionV>
+            <wp:extent cx="4312285" cy="2472690"/>
             <wp:effectExtent l="0" t="0" r="0" b="0"/>
-            <wp:docPr id="29" name="Obraz 1926746236"/>
+            <wp:wrapSquare wrapText="largest"/>
+            <wp:docPr id="29" name="Obraz22"/>
             <wp:cNvGraphicFramePr>
               <a:graphicFrameLocks xmlns:a="http://schemas.openxmlformats.org/drawingml/2006/main" noChangeAspect="1"/>
             </wp:cNvGraphicFramePr>
@@ -6453,7 +7019,7 @@
               <a:graphicData uri="http://schemas.openxmlformats.org/drawingml/2006/picture">
                 <pic:pic xmlns:pic="http://schemas.openxmlformats.org/drawingml/2006/picture">
                   <pic:nvPicPr>
-                    <pic:cNvPr id="29" name="Obraz 1926746236"/>
+                    <pic:cNvPr id="29" name="Obraz22"/>
                     <pic:cNvPicPr>
                       <a:picLocks noChangeAspect="1" noChangeArrowheads="1"/>
                     </pic:cNvPicPr>
@@ -6467,7 +7033,7 @@
                   <pic:spPr bwMode="auto">
                     <a:xfrm>
                       <a:off x="0" y="0"/>
-                      <a:ext cx="6645910" cy="1137285"/>
+                      <a:ext cx="4312285" cy="2472690"/>
                     </a:xfrm>
                     <a:prstGeom prst="rect">
                       <a:avLst/>
@@ -6477,50 +7043,153 @@
                 </pic:pic>
               </a:graphicData>
             </a:graphic>
-          </wp:inline>
+          </wp:anchor>
         </w:drawing>
       </w:r>
-    </w:p>
-    <w:p>
-      <w:pPr>
-        <w:pStyle w:val="Zadanie"/>
-        <w:rPr/>
-      </w:pPr>
-      <w:r>
-        <w:rPr/>
-      </w:r>
-    </w:p>
-    <w:p>
-      <w:pPr>
-        <w:pStyle w:val="Zadanie"/>
-        <w:rPr/>
-      </w:pPr>
-      <w:r>
-        <w:rPr/>
-        <w:t>Wstaw zrzut ekranu edycji:</w:t>
-      </w:r>
-    </w:p>
-    <w:p>
-      <w:pPr>
-        <w:pStyle w:val="Zadanie"/>
-        <w:rPr/>
-      </w:pPr>
-      <w:r>
-        <w:rPr/>
-      </w:r>
-    </w:p>
-    <w:p>
-      <w:pPr>
-        <w:pStyle w:val="Zadanie"/>
-        <w:rPr/>
-      </w:pPr>
-      <w:r>
-        <w:rPr/>
+      <w:r>
+        <w:rPr/>
+        <w:t>nu kodu edycji (</w:t>
+      </w:r>
+      <w:r>
+        <w:rPr>
+          <w:rStyle w:val="inline-code"/>
+        </w:rPr>
+        <w:t>editAction</w:t>
+      </w:r>
+      <w:r>
+        <w:rPr/>
+        <w:t>):</w:t>
+      </w:r>
+    </w:p>
+    <w:p>
+      <w:pPr>
+        <w:pStyle w:val="Zadanie"/>
+        <w:rPr>
+          <w:rStyle w:val="inline-code"/>
+        </w:rPr>
+      </w:pPr>
+      <w:r>
+        <w:rPr/>
+      </w:r>
+    </w:p>
+    <w:p>
+      <w:pPr>
+        <w:pStyle w:val="Zadanie"/>
+        <w:rPr/>
+      </w:pPr>
+      <w:r>
+        <w:rPr/>
+      </w:r>
+    </w:p>
+    <w:p>
+      <w:pPr>
+        <w:pStyle w:val="Zadanie"/>
+        <w:rPr/>
+      </w:pPr>
+      <w:r>
+        <w:rPr/>
+      </w:r>
+    </w:p>
+    <w:p>
+      <w:pPr>
+        <w:pStyle w:val="Zadanie"/>
+        <w:rPr/>
+      </w:pPr>
+      <w:r>
+        <w:rPr/>
+      </w:r>
+    </w:p>
+    <w:p>
+      <w:pPr>
+        <w:pStyle w:val="Zadanie"/>
+        <w:rPr/>
+      </w:pPr>
+      <w:r>
+        <w:rPr/>
+      </w:r>
+    </w:p>
+    <w:p>
+      <w:pPr>
+        <w:pStyle w:val="Zadanie"/>
+        <w:rPr/>
+      </w:pPr>
+      <w:r>
+        <w:rPr/>
+      </w:r>
+    </w:p>
+    <w:p>
+      <w:pPr>
+        <w:pStyle w:val="Zadanie"/>
+        <w:rPr/>
+      </w:pPr>
+      <w:r>
+        <w:rPr/>
+      </w:r>
+    </w:p>
+    <w:p>
+      <w:pPr>
+        <w:pStyle w:val="Zadanie"/>
+        <w:rPr/>
+      </w:pPr>
+      <w:r>
+        <w:rPr/>
+      </w:r>
+    </w:p>
+    <w:p>
+      <w:pPr>
+        <w:pStyle w:val="Zadanie"/>
+        <w:rPr/>
+      </w:pPr>
+      <w:r>
+        <w:rPr/>
+      </w:r>
+    </w:p>
+    <w:p>
+      <w:pPr>
+        <w:pStyle w:val="Zadanie"/>
+        <w:rPr/>
+      </w:pPr>
+      <w:r>
+        <w:rPr/>
+      </w:r>
+    </w:p>
+    <w:p>
+      <w:pPr>
+        <w:pStyle w:val="Zadanie"/>
+        <w:rPr/>
+      </w:pPr>
+      <w:r>
+        <w:rPr/>
+      </w:r>
+    </w:p>
+    <w:p>
+      <w:pPr>
+        <w:pStyle w:val="Zadanie"/>
+        <w:rPr/>
+      </w:pPr>
+      <w:r>
+        <w:rPr/>
+      </w:r>
+    </w:p>
+    <w:p>
+      <w:pPr>
+        <w:pStyle w:val="Zadanie"/>
+        <w:rPr/>
+      </w:pPr>
+      <w:r>
         <w:drawing>
-          <wp:inline distT="0" distB="0" distL="0" distR="0">
-            <wp:extent cx="6645910" cy="1136650"/>
+          <wp:anchor behindDoc="0" distT="0" distB="0" distL="0" distR="0" simplePos="0" locked="0" layoutInCell="0" allowOverlap="1" relativeHeight="25">
+            <wp:simplePos x="0" y="0"/>
+            <wp:positionH relativeFrom="column">
+              <wp:posOffset>2785110</wp:posOffset>
+            </wp:positionH>
+            <wp:positionV relativeFrom="paragraph">
+              <wp:posOffset>13335</wp:posOffset>
+            </wp:positionV>
+            <wp:extent cx="1965960" cy="1627505"/>
             <wp:effectExtent l="0" t="0" r="0" b="0"/>
-            <wp:docPr id="30" name="Obraz 1936372052"/>
+            <wp:wrapSquare wrapText="largest"/>
+            <wp:docPr id="30" name="Obraz21"/>
             <wp:cNvGraphicFramePr>
               <a:graphicFrameLocks xmlns:a="http://schemas.openxmlformats.org/drawingml/2006/main" noChangeAspect="1"/>
             </wp:cNvGraphicFramePr>
@@ -6528,7 +7197,7 @@
               <a:graphicData uri="http://schemas.openxmlformats.org/drawingml/2006/picture">
                 <pic:pic xmlns:pic="http://schemas.openxmlformats.org/drawingml/2006/picture">
                   <pic:nvPicPr>
-                    <pic:cNvPr id="30" name="Obraz 1936372052"/>
+                    <pic:cNvPr id="30" name="Obraz21"/>
                     <pic:cNvPicPr>
                       <a:picLocks noChangeAspect="1" noChangeArrowheads="1"/>
                     </pic:cNvPicPr>
@@ -6542,7 +7211,7 @@
                   <pic:spPr bwMode="auto">
                     <a:xfrm>
                       <a:off x="0" y="0"/>
-                      <a:ext cx="6645910" cy="1136650"/>
+                      <a:ext cx="1965960" cy="1627505"/>
                     </a:xfrm>
                     <a:prstGeom prst="rect">
                       <a:avLst/>
@@ -6552,8 +7221,93 @@
                 </pic:pic>
               </a:graphicData>
             </a:graphic>
-          </wp:inline>
+          </wp:anchor>
         </w:drawing>
+      </w:r>
+      <w:r>
+        <w:rPr/>
+        <w:t>Wstaw zrzut ekranu edycji:</w:t>
+      </w:r>
+    </w:p>
+    <w:p>
+      <w:pPr>
+        <w:pStyle w:val="Zadanie"/>
+        <w:rPr/>
+      </w:pPr>
+      <w:r>
+        <w:rPr/>
+      </w:r>
+    </w:p>
+    <w:p>
+      <w:pPr>
+        <w:pStyle w:val="Zadanie"/>
+        <w:rPr/>
+      </w:pPr>
+      <w:r>
+        <w:rPr/>
+      </w:r>
+    </w:p>
+    <w:p>
+      <w:pPr>
+        <w:pStyle w:val="Zadanie"/>
+        <w:rPr/>
+      </w:pPr>
+      <w:r>
+        <w:rPr/>
+      </w:r>
+    </w:p>
+    <w:p>
+      <w:pPr>
+        <w:pStyle w:val="Zadanie"/>
+        <w:rPr/>
+      </w:pPr>
+      <w:r>
+        <w:rPr/>
+      </w:r>
+    </w:p>
+    <w:p>
+      <w:pPr>
+        <w:pStyle w:val="Zadanie"/>
+        <w:rPr/>
+      </w:pPr>
+      <w:r>
+        <w:rPr/>
+      </w:r>
+    </w:p>
+    <w:p>
+      <w:pPr>
+        <w:pStyle w:val="Zadanie"/>
+        <w:rPr/>
+      </w:pPr>
+      <w:r>
+        <w:rPr/>
+      </w:r>
+    </w:p>
+    <w:p>
+      <w:pPr>
+        <w:pStyle w:val="Zadanie"/>
+        <w:rPr/>
+      </w:pPr>
+      <w:r>
+        <w:rPr/>
+      </w:r>
+    </w:p>
+    <w:p>
+      <w:pPr>
+        <w:pStyle w:val="Zadanie"/>
+        <w:rPr/>
+      </w:pPr>
+      <w:r>
+        <w:rPr/>
+      </w:r>
+    </w:p>
+    <w:p>
+      <w:pPr>
+        <w:pStyle w:val="Zadanie"/>
+        <w:rPr/>
+      </w:pPr>
+      <w:r>
+        <w:rPr/>
       </w:r>
     </w:p>
     <w:tbl>
@@ -6572,8 +7326,8 @@
         <w:tblLook w:firstRow="1" w:noVBand="1" w:lastRow="0" w:firstColumn="1" w:lastColumn="0" w:noHBand="0" w:val="04a0"/>
       </w:tblPr>
       <w:tblGrid>
-        <w:gridCol w:w="8193"/>
-        <w:gridCol w:w="1137"/>
+        <w:gridCol w:w="8191"/>
+        <w:gridCol w:w="1139"/>
         <w:gridCol w:w="1136"/>
       </w:tblGrid>
       <w:tr>
@@ -6582,7 +7336,7 @@
         </w:trPr>
         <w:tc>
           <w:tcPr>
-            <w:tcW w:w="8193" w:type="dxa"/>
+            <w:tcW w:w="8191" w:type="dxa"/>
             <w:tcBorders/>
             <w:vAlign w:val="center"/>
           </w:tcPr>
@@ -6615,7 +7369,7 @@
         </w:tc>
         <w:tc>
           <w:tcPr>
-            <w:tcW w:w="1137" w:type="dxa"/>
+            <w:tcW w:w="1139" w:type="dxa"/>
             <w:tcBorders/>
             <w:vAlign w:val="center"/>
           </w:tcPr>
@@ -6735,10 +7489,18 @@
       <w:r>
         <w:rPr/>
         <w:drawing>
-          <wp:inline distT="0" distB="0" distL="0" distR="0">
-            <wp:extent cx="6645910" cy="1137285"/>
+          <wp:anchor behindDoc="0" distT="0" distB="0" distL="0" distR="0" simplePos="0" locked="0" layoutInCell="0" allowOverlap="1" relativeHeight="28">
+            <wp:simplePos x="0" y="0"/>
+            <wp:positionH relativeFrom="column">
+              <wp:align>center</wp:align>
+            </wp:positionH>
+            <wp:positionV relativeFrom="paragraph">
+              <wp:posOffset>635</wp:posOffset>
+            </wp:positionV>
+            <wp:extent cx="5940425" cy="1824990"/>
             <wp:effectExtent l="0" t="0" r="0" b="0"/>
-            <wp:docPr id="31" name="Obraz 2114989787"/>
+            <wp:wrapSquare wrapText="largest"/>
+            <wp:docPr id="31" name="Obraz23"/>
             <wp:cNvGraphicFramePr>
               <a:graphicFrameLocks xmlns:a="http://schemas.openxmlformats.org/drawingml/2006/main" noChangeAspect="1"/>
             </wp:cNvGraphicFramePr>
@@ -6746,7 +7508,7 @@
               <a:graphicData uri="http://schemas.openxmlformats.org/drawingml/2006/picture">
                 <pic:pic xmlns:pic="http://schemas.openxmlformats.org/drawingml/2006/picture">
                   <pic:nvPicPr>
-                    <pic:cNvPr id="31" name="Obraz 2114989787"/>
+                    <pic:cNvPr id="31" name="Obraz23"/>
                     <pic:cNvPicPr>
                       <a:picLocks noChangeAspect="1" noChangeArrowheads="1"/>
                     </pic:cNvPicPr>
@@ -6760,7 +7522,7 @@
                   <pic:spPr bwMode="auto">
                     <a:xfrm>
                       <a:off x="0" y="0"/>
-                      <a:ext cx="6645910" cy="1137285"/>
+                      <a:ext cx="5940425" cy="1824990"/>
                     </a:xfrm>
                     <a:prstGeom prst="rect">
                       <a:avLst/>
@@ -6770,8 +7532,89 @@
                 </pic:pic>
               </a:graphicData>
             </a:graphic>
-          </wp:inline>
+          </wp:anchor>
         </w:drawing>
+      </w:r>
+    </w:p>
+    <w:p>
+      <w:pPr>
+        <w:pStyle w:val="Zadanie"/>
+        <w:rPr/>
+      </w:pPr>
+      <w:r>
+        <w:rPr/>
+      </w:r>
+    </w:p>
+    <w:p>
+      <w:pPr>
+        <w:pStyle w:val="Zadanie"/>
+        <w:rPr/>
+      </w:pPr>
+      <w:r>
+        <w:rPr/>
+      </w:r>
+    </w:p>
+    <w:p>
+      <w:pPr>
+        <w:pStyle w:val="Zadanie"/>
+        <w:rPr/>
+      </w:pPr>
+      <w:r>
+        <w:rPr/>
+      </w:r>
+    </w:p>
+    <w:p>
+      <w:pPr>
+        <w:pStyle w:val="Zadanie"/>
+        <w:rPr/>
+      </w:pPr>
+      <w:r>
+        <w:rPr/>
+      </w:r>
+    </w:p>
+    <w:p>
+      <w:pPr>
+        <w:pStyle w:val="Zadanie"/>
+        <w:rPr/>
+      </w:pPr>
+      <w:r>
+        <w:rPr/>
+      </w:r>
+    </w:p>
+    <w:p>
+      <w:pPr>
+        <w:pStyle w:val="Zadanie"/>
+        <w:rPr/>
+      </w:pPr>
+      <w:r>
+        <w:rPr/>
+      </w:r>
+    </w:p>
+    <w:p>
+      <w:pPr>
+        <w:pStyle w:val="Zadanie"/>
+        <w:rPr/>
+      </w:pPr>
+      <w:r>
+        <w:rPr/>
+      </w:r>
+    </w:p>
+    <w:p>
+      <w:pPr>
+        <w:pStyle w:val="Zadanie"/>
+        <w:rPr/>
+      </w:pPr>
+      <w:r>
+        <w:rPr/>
+      </w:r>
+    </w:p>
+    <w:p>
+      <w:pPr>
+        <w:pStyle w:val="Zadanie"/>
+        <w:rPr/>
+      </w:pPr>
+      <w:r>
+        <w:rPr/>
       </w:r>
     </w:p>
     <w:p>
@@ -6799,8 +7642,8 @@
         <w:tblLook w:firstRow="1" w:noVBand="1" w:lastRow="0" w:firstColumn="1" w:lastColumn="0" w:noHBand="0" w:val="04a0"/>
       </w:tblPr>
       <w:tblGrid>
-        <w:gridCol w:w="8193"/>
-        <w:gridCol w:w="1137"/>
+        <w:gridCol w:w="8191"/>
+        <w:gridCol w:w="1139"/>
         <w:gridCol w:w="1136"/>
       </w:tblGrid>
       <w:tr>
@@ -6809,7 +7652,7 @@
         </w:trPr>
         <w:tc>
           <w:tcPr>
-            <w:tcW w:w="8193" w:type="dxa"/>
+            <w:tcW w:w="8191" w:type="dxa"/>
             <w:tcBorders/>
             <w:vAlign w:val="center"/>
           </w:tcPr>
@@ -6842,7 +7685,7 @@
         </w:tc>
         <w:tc>
           <w:tcPr>
-            <w:tcW w:w="1137" w:type="dxa"/>
+            <w:tcW w:w="1139" w:type="dxa"/>
             <w:tcBorders/>
             <w:vAlign w:val="center"/>
           </w:tcPr>
@@ -7016,18 +7859,28 @@
       </w:pPr>
       <w:r>
         <w:rPr/>
-        <w:t>…</w:t>
-      </w:r>
-      <w:r>
-        <w:rPr/>
-        <w:t xml:space="preserve">link, np. </w:t>
-      </w:r>
+        <w:t>https://github.com/jaqbqlik/5-semestr-Aplikacje-Internetowe-/tree/main/lab-f</w:t>
+      </w:r>
+    </w:p>
+    <w:p>
+      <w:pPr>
+        <w:pStyle w:val="Zadanie"/>
+        <w:rPr/>
+      </w:pPr>
+      <w:r>
+        <w:rPr/>
+      </w:r>
+    </w:p>
+    <w:p>
+      <w:pPr>
+        <w:pStyle w:val="Zadanie"/>
+        <w:rPr>
+          <w:rStyle w:val="Hyperlink"/>
+        </w:rPr>
+      </w:pPr>
       <w:hyperlink r:id="rId38">
         <w:r>
-          <w:rPr>
-            <w:rStyle w:val="Hyperlink"/>
-          </w:rPr>
-          <w:t>https://github.com/inazwisko/ai1-lab/tree/lab-f…</w:t>
+          <w:rPr/>
         </w:r>
       </w:hyperlink>
     </w:p>
@@ -7076,15 +7929,42 @@
     <w:p>
       <w:pPr>
         <w:pStyle w:val="Zadanie"/>
-        <w:rPr/>
-      </w:pPr>
-      <w:r>
-        <w:rPr/>
-        <w:t>…</w:t>
-      </w:r>
-      <w:r>
-        <w:rPr/>
-        <w:t>podsumowanie…</w:t>
+        <w:rPr>
+          <w:lang w:val="pl-PL"/>
+        </w:rPr>
+      </w:pPr>
+      <w:r>
+        <w:rPr>
+          <w:lang w:val="pl-PL"/>
+        </w:rPr>
+        <w:t>Wszystko git. Przydałoby się w konspekcie laboratorium zaznaczyć, że omówienie frameworka znajduje się w samym frameworku, w plikach description.en.md/pl.md. Nie wiem, czy jestem głupi, ale zanim się zorientowałem, że tam jest ten opis, minęło całkiem sporo czasu.</w:t>
+      </w:r>
+    </w:p>
+    <w:p>
+      <w:pPr>
+        <w:pStyle w:val="Zadanie"/>
+        <w:rPr>
+          <w:lang w:val="pl-PL"/>
+        </w:rPr>
+      </w:pPr>
+      <w:r>
+        <w:rPr>
+          <w:lang w:val="pl-PL"/>
+        </w:rPr>
+      </w:r>
+    </w:p>
+    <w:p>
+      <w:pPr>
+        <w:pStyle w:val="Zadanie"/>
+        <w:rPr>
+          <w:lang w:val="pl-PL"/>
+        </w:rPr>
+      </w:pPr>
+      <w:r>
+        <w:rPr>
+          <w:lang w:val="pl-PL"/>
+        </w:rPr>
+        <w:t>Ogólnie 👌</w:t>
       </w:r>
     </w:p>
     <w:p>
@@ -7208,7 +8088,7 @@
             <w:szCs w:val="24"/>
             <w:bCs/>
           </w:rPr>
-          <w:t>15</w:t>
+          <w:t>16</w:t>
         </w:r>
         <w:r>
           <w:rPr>
@@ -7259,7 +8139,7 @@
             <w:szCs w:val="24"/>
             <w:bCs/>
           </w:rPr>
-          <w:t>15</w:t>
+          <w:t>16</w:t>
         </w:r>
         <w:r>
           <w:rPr>
@@ -7395,7 +8275,7 @@
             <w:szCs w:val="24"/>
             <w:bCs/>
           </w:rPr>
-          <w:t>15</w:t>
+          <w:t>16</w:t>
         </w:r>
         <w:r>
           <w:rPr>
@@ -8880,6 +9760,13 @@
     <w:name w:val="Łącze indeksu (user)"/>
     <w:qFormat/>
     <w:rPr/>
+  </w:style>
+  <w:style w:type="character" w:styleId="Tekstrdowyuser">
+    <w:name w:val="Tekst źródłowy (user)"/>
+    <w:qFormat/>
+    <w:rPr>
+      <w:rFonts w:ascii="Liberation Mono" w:hAnsi="Liberation Mono" w:eastAsia="Liberation Mono" w:cs="Liberation Mono"/>
+    </w:rPr>
   </w:style>
   <w:style w:type="paragraph" w:styleId="Nagwek">
     <w:name w:val="Nagłówek"/>
